--- a/Manuscript_Correction_Summary.docx
+++ b/Manuscript_Correction_Summary.docx
@@ -101,7 +101,7 @@
         <w:spacing w:after="80"/>
       </w:pPr>
       <w:r>
-        <w:t>Quantum yield is not governed by barrel size. It tracks instead how rigidly the barrel holds the chromophore — the chromophore-to-barrel B-factor ratio (ρ = –0.51 per unique protein) — together with the chromophore’s ground-state planarity (ρ = –0.42) as an independent signal of comparable strength. This replaces the single-predictor framing of the submitted version, in which the B-factor ratio alone appeared strongest because the uncurated quantum yields inflated that correlation.</w:t>
+        <w:t>Quantum yield is not governed by barrel size. It tracks instead how rigidly the barrel holds the chromophore — the chromophore-to-barrel B-factor ratio (ρ = –0.49 per unique protein) — together with the chromophore’s ground-state planarity (ρ = –0.42) as an independent signal of comparable strength. This replaces the single-predictor framing of the submitted version, in which the B-factor ratio alone appeared strongest because the uncurated quantum yields inflated that correlation.</w:t>
       </w:r>
     </w:p>
     <w:p>
@@ -252,7 +252,7 @@
           </w:tcPr>
           <w:p>
             <w:r>
-              <w:t>Two independent signals: chromophore-to-barrel B-factor ratio (ρ = –0.51) and chromophore ground-state planarity (ρ = –0.42); barrel size is not predictive</w:t>
+              <w:t>Two independent signals: chromophore-to-barrel B-factor ratio (ρ = –0.49) and chromophore ground-state planarity (ρ = –0.42); barrel size is not predictive</w:t>
             </w:r>
           </w:p>
         </w:tc>

--- a/Manuscript_Correction_Summary.docx
+++ b/Manuscript_Correction_Summary.docx
@@ -11,7 +11,7 @@
           <w:b/>
           <w:sz w:val="32"/>
         </w:rPr>
-        <w:t>Summary of Post-Submission Data Re-Curation</w:t>
+        <w:t>Cover Letter — Revised Manuscript</w:t>
       </w:r>
     </w:p>
     <w:p>
@@ -23,7 +23,9 @@
           <w:i/>
           <w:sz w:val="22"/>
         </w:rPr>
-        <w:t>Manuscript: “Barrel Shape and Chromophore Rigidity Predict Fluorescent-Protein Photophysics”</w:t>
+        <w:t>Manuscript ID ci-2026-01606c</w:t>
+        <w:br/>
+        <w:t>“Barrel Shape and Chromophore Rigidity Predict Fluorescent-Protein Photophysics”</w:t>
         <w:br/>
         <w:t>L. P. Begg, M. L. Mason, M. Zimmer</w:t>
       </w:r>
@@ -35,17 +37,7 @@
         <w:jc w:val="both"/>
       </w:pPr>
       <w:r>
-        <w:t>Following submission of our manuscript, we carried out an additional round of data-quality review and identified an opportunity to materially strengthen the rigor of our quantum-yield (QY) analysis. We are writing to describe this re-curation and its effects, which we believe improve the manuscript, and to offer the editor an updated version at the appropriate stage. The change is fully scripted and reproducible, and affects only the QY-dependent portion of the study; the remainder of the paper is unchanged.</w:t>
-      </w:r>
-    </w:p>
-    <w:p>
-      <w:r>
-        <w:rPr>
-          <w:b/>
-          <w:color w:val="1F3B57"/>
-          <w:sz w:val="28"/>
-        </w:rPr>
-        <w:t>1. The data-quality issue we addressed</w:t>
+        <w:t>Dear Professor He,</w:t>
       </w:r>
     </w:p>
     <w:p>
@@ -54,81 +46,7 @@
         <w:jc w:val="both"/>
       </w:pPr>
       <w:r>
-        <w:t>Public fluorescent-protein databases frequently propagate the wild-type avGFP quantum yield (0.79) to many entries by keyword inheritance. In the dataset as originally analyzed, this affected the great majority of QY annotations: 82% of structures with a QY value carried 0.79, every green-emitting structure shared that single value, and only 14 distinct QY values were present across the entire dataset. Consequently, several QY correlations partly reflected differences between color classes rather than genuine within-class photophysical variation. Recognizing and correcting this is, in our view, an important strengthening of the work.</w:t>
-      </w:r>
-    </w:p>
-    <w:p>
-      <w:r>
-        <w:rPr>
-          <w:b/>
-          <w:color w:val="1F3B57"/>
-          <w:sz w:val="28"/>
-        </w:rPr>
-        <w:t>2. The correction</w:t>
-      </w:r>
-    </w:p>
-    <w:p>
-      <w:pPr>
-        <w:spacing w:after="160"/>
-        <w:jc w:val="both"/>
-      </w:pPr>
-      <w:r>
-        <w:t>We re-curated QY values directly from FPbase. Each crystal structure was matched to an FPbase entry by PDB identifier where available, and otherwise by chain-A sequence at ≥ 99% identity. This recovered curated QY values for 354 structures spanning the full physical range (0.0001–0.97), replacing the 14-value keyword annotations. The original annotations are retained for provenance, and the entire procedure is implemented as a documented, reproducible script.</w:t>
-      </w:r>
-    </w:p>
-    <w:p>
-      <w:r>
-        <w:rPr>
-          <w:b/>
-          <w:color w:val="1F3B57"/>
-          <w:sz w:val="28"/>
-        </w:rPr>
-        <w:t>3. How this refines our findings</w:t>
-      </w:r>
-    </w:p>
-    <w:p>
-      <w:pPr>
-        <w:spacing w:after="160"/>
-        <w:jc w:val="both"/>
-      </w:pPr>
-      <w:r>
-        <w:t>The corrected analysis sharpens our quantum-yield conclusion while leaving the barrel-geometry results that are the focus of the paper intact:</w:t>
-      </w:r>
-    </w:p>
-    <w:p>
-      <w:pPr>
-        <w:pStyle w:val="ListBullet"/>
-        <w:spacing w:after="80"/>
-      </w:pPr>
-      <w:r>
-        <w:t>Quantum yield is not governed by barrel size. It tracks instead how rigidly the barrel holds the chromophore — the chromophore-to-barrel B-factor ratio (ρ = –0.49 per unique protein) — together with the chromophore’s ground-state planarity (ρ = –0.42) as an independent signal of comparable strength. This replaces the single-predictor framing of the submitted version, in which the B-factor ratio alone appeared strongest because the uncurated quantum yields inflated that correlation.</w:t>
-      </w:r>
-    </w:p>
-    <w:p>
-      <w:pPr>
-        <w:pStyle w:val="ListBullet"/>
-        <w:spacing w:after="80"/>
-      </w:pPr>
-      <w:r>
-        <w:t>We corrected a metric artifact in the chromophore-twist measure: an unfolded |τ| + |φ| sum mis-scores ring-flipped chromophores (for example, near-planar mScarlet is read as maximally twisted). A symmetry-folded distance-from-planar metric removes this, and all quantum-yield statistics are now reported per unique protein, one data point per fluorescent protein.</w:t>
-      </w:r>
-    </w:p>
-    <w:p>
-      <w:pPr>
-        <w:pStyle w:val="ListBullet"/>
-        <w:spacing w:after="80"/>
-      </w:pPr>
-      <w:r>
-        <w:t>The refined conclusion is consistent with, and cross-referenced to, a companion structural analysis of chromophore torsional space in the same protein family, so the two studies now present one coherent account.</w:t>
-      </w:r>
-    </w:p>
-    <w:p>
-      <w:pPr>
-        <w:spacing w:after="160"/>
-        <w:jc w:val="both"/>
-      </w:pPr>
-      <w:r>
-        <w:t>We regard this as a net gain: the quantum-yield analysis is more rigorous, and the barrel remains the protagonist — its shape sets emission wavelength, and how tightly it holds the chromophore sets quantum yield.</w:t>
+        <w:t>Thank you for the opportunity to submit a revised manuscript, and please convey our thanks to the three reviewers for their careful and constructive assessments. We have made major revisions that address each of the concerns raised; a detailed point-by-point response accompanies this letter. The principal changes are summarized below.</w:t>
       </w:r>
     </w:p>
     <w:p>
@@ -138,7 +56,147 @@
           <w:color w:val="1F3B57"/>
           <w:sz w:val="26"/>
         </w:rPr>
-        <w:t>4. Summary of the principal numerical changes</w:t>
+        <w:t>Post-submission data re-curation (disclosure)</w:t>
+      </w:r>
+    </w:p>
+    <w:p>
+      <w:pPr>
+        <w:spacing w:after="160"/>
+        <w:jc w:val="both"/>
+      </w:pPr>
+      <w:r>
+        <w:t>Independently of the reviews, our continued data-quality review identified an artifact in the quantum-yield (QY) annotations of the submitted version: public FP databases propagate the wild-type avGFP quantum yield (0.79) to many entries by keyword inheritance, so 82% of annotated structures carried 0.79 and only 14 distinct values were present. We re-curated QY directly from FPbase (by PDB identifier, else chain-A sequence at ≥ 99% identity), recovering 354 structures spanning 0.0001–0.97. This is fully scripted and reproducible, and it happens to address several reviewer concerns about the QY data (Reviewers 2 and 3). The barrel-shape/emission results and the AlphaFold comparison are unchanged; the QY analysis is refined and, we believe, strengthened.</w:t>
+      </w:r>
+    </w:p>
+    <w:p>
+      <w:r>
+        <w:rPr>
+          <w:b/>
+          <w:color w:val="1F3B57"/>
+          <w:sz w:val="26"/>
+        </w:rPr>
+        <w:t>1. Sampling imbalance and pseudoreplication (Reviewers 1, 2, 3)</w:t>
+      </w:r>
+    </w:p>
+    <w:p>
+      <w:pPr>
+        <w:spacing w:after="160"/>
+        <w:jc w:val="both"/>
+      </w:pPr>
+      <w:r>
+        <w:t>We agree this was the central weakness and have addressed it directly with a new robustness analysis (Table S7).</w:t>
+      </w:r>
+    </w:p>
+    <w:p>
+      <w:pPr>
+        <w:pStyle w:val="ListBullet"/>
+        <w:spacing w:after="80"/>
+      </w:pPr>
+      <w:r>
+        <w:t>Granular per-protein identity: each structure is now assigned its matched FPbase entry (or chain-A sequence cluster), giving 430 unique proteins in the canonical cohort rather than the coarse count used previously — a much more stringent pseudoreplication control.</w:t>
+      </w:r>
+    </w:p>
+    <w:p>
+      <w:pPr>
+        <w:pStyle w:val="ListBullet"/>
+        <w:spacing w:after="80"/>
+      </w:pPr>
+      <w:r>
+        <w:t>Under collapse to one entry per protein the key correlations are preserved or strengthened (redundancy attenuated, not inflated them); they also hold in a monomer-only re-run (e.g., emission vs minor axis ρ = –0.46), ruling out oligomeric-packing artifacts, and the emission–geometry relationship holds within the green class alone (ρ = –0.20, p = 3 × 10⁻⁵).</w:t>
+      </w:r>
+    </w:p>
+    <w:p>
+      <w:pPr>
+        <w:pStyle w:val="ListBullet"/>
+        <w:spacing w:after="80"/>
+      </w:pPr>
+      <w:r>
+        <w:t>The blue (n = 10) and orange (n = 11) classes are too small for within-class inference; we now report them descriptively only and explicitly restrict within-class quantitative claims to the well-sampled green, red, cyan, and yellow classes (revised Limitations).</w:t>
+      </w:r>
+    </w:p>
+    <w:p>
+      <w:r>
+        <w:rPr>
+          <w:b/>
+          <w:color w:val="1F3B57"/>
+          <w:sz w:val="26"/>
+        </w:rPr>
+        <w:t>2. Correlation versus causation (Reviewer 3)</w:t>
+      </w:r>
+    </w:p>
+    <w:p>
+      <w:pPr>
+        <w:spacing w:after="160"/>
+        <w:jc w:val="both"/>
+      </w:pPr>
+      <w:r>
+        <w:t>We appreciate the importance of causal evidence. As a computational and structural bioinformatics study — the scope of the work and of this journal — new site-directed-mutagenesis experiments are outside what we can appropriately undertake here, and we have therefore reframed the findings as rigorous, hypothesis-generating structural correlations, softened causal language, and added an explicit limitations statement. We also marshal the existing experimental record that bears on the hypotheses — the T203Y/T203H mutations in the GFP/YFP lineage and the I146F substitution in mTurquoise2 — and cite recent excited-state studies (Pieri et al., J. Am. Chem. Soc. 2024; Chen et al., Proc. Natl. Acad. Sci. U. S. A. 2025) that experimentally and computationally support the proposed links between ground-state geometry, rigidity, and brightness.</w:t>
+      </w:r>
+    </w:p>
+    <w:p>
+      <w:r>
+        <w:rPr>
+          <w:b/>
+          <w:color w:val="1F3B57"/>
+          <w:sz w:val="26"/>
+        </w:rPr>
+        <w:t>3. Quantum-yield data, metric, and model performance (Reviewers 2, 3)</w:t>
+      </w:r>
+    </w:p>
+    <w:p>
+      <w:pPr>
+        <w:pStyle w:val="ListBullet"/>
+        <w:spacing w:after="80"/>
+      </w:pPr>
+      <w:r>
+        <w:t>QY data availability is much improved by the re-curation (354 structures vs 321), and all QY statistics are now reported per unique protein.</w:t>
+      </w:r>
+    </w:p>
+    <w:p>
+      <w:pPr>
+        <w:pStyle w:val="ListBullet"/>
+        <w:spacing w:after="80"/>
+      </w:pPr>
+      <w:r>
+        <w:t>We adopted a symmetry-folded distance-from-planar metric for ground-state geometry, correcting a case in which an unfolded twist sum mis-scored ring-flipped chromophores (e.g., near-planar mScarlet).</w:t>
+      </w:r>
+    </w:p>
+    <w:p>
+      <w:pPr>
+        <w:pStyle w:val="ListBullet"/>
+        <w:spacing w:after="80"/>
+      </w:pPr>
+      <w:r>
+        <w:t>The modest model R² (~0.18) is now explained as expected for a structure-only predictor: quantum yield is set at the electronic-structure level (excited-state surface topology, conical-intersection accessibility, protonation, charge transfer, dark-state pathways) not encoded in static crystal geometry. Our models identify which structural features carry reproducible signal rather than serving as quantitative predictors.</w:t>
+      </w:r>
+    </w:p>
+    <w:p>
+      <w:r>
+        <w:rPr>
+          <w:b/>
+          <w:color w:val="1F3B57"/>
+          <w:sz w:val="26"/>
+        </w:rPr>
+        <w:t>4. Terminology, definitions, and presentation (Reviewers 1, 2)</w:t>
+      </w:r>
+    </w:p>
+    <w:p>
+      <w:pPr>
+        <w:spacing w:after="160"/>
+        <w:jc w:val="both"/>
+      </w:pPr>
+      <w:r>
+        <w:t>We now define “fluorescence quantum yield” on first use, spell out principal component analysis (PCA), clarify that the dashed lines in Figure 1 are guides-to-the-eye least-squares fits while the reported Spearman ρ quantifies each association, and add the requested citations. Remaining presentation items raised by the reviewers (figure call-outs and ordering, additional figures, and typographic conventions such as italic cis/trans) are addressed in the revised manuscript and detailed in the point-by-point response.</w:t>
+      </w:r>
+    </w:p>
+    <w:p>
+      <w:r>
+        <w:rPr>
+          <w:b/>
+          <w:color w:val="1F3B57"/>
+          <w:sz w:val="26"/>
+        </w:rPr>
+        <w:t>Summary of the principal numerical changes</w:t>
       </w:r>
     </w:p>
     <w:tbl>
@@ -188,7 +246,7 @@
               <w:rPr>
                 <w:b/>
               </w:rPr>
-              <w:t>Corrected</w:t>
+              <w:t>Revised</w:t>
             </w:r>
           </w:p>
         </w:tc>
@@ -232,7 +290,7 @@
           </w:tcPr>
           <w:p>
             <w:r>
-              <w:t>Primary QY conclusion</w:t>
+              <w:t>Unique proteins (pseudoreplication control)</w:t>
             </w:r>
           </w:p>
         </w:tc>
@@ -242,7 +300,7 @@
           </w:tcPr>
           <w:p>
             <w:r>
-              <w:t>B-factor ratio is the single strongest predictor (ρ = –0.443)</w:t>
+              <w:t>coarse name grouping</w:t>
             </w:r>
           </w:p>
         </w:tc>
@@ -252,7 +310,7 @@
           </w:tcPr>
           <w:p>
             <w:r>
-              <w:t>Two independent signals: chromophore-to-barrel B-factor ratio (ρ = –0.49) and chromophore ground-state planarity (ρ = –0.42); barrel size is not predictive</w:t>
+              <w:t>430 (matched FPbase entry / chain-A sequence)</w:t>
             </w:r>
           </w:p>
         </w:tc>
@@ -264,7 +322,7 @@
           </w:tcPr>
           <w:p>
             <w:r>
-              <w:t>Chromophore-twist metric</w:t>
+              <w:t>Primary QY conclusion</w:t>
             </w:r>
           </w:p>
         </w:tc>
@@ -274,7 +332,7 @@
           </w:tcPr>
           <w:p>
             <w:r>
-              <w:t>unfolded |τ| + |φ| sum</w:t>
+              <w:t>B-factor ratio the single strongest predictor (ρ = –0.443)</w:t>
             </w:r>
           </w:p>
         </w:tc>
@@ -284,7 +342,7 @@
           </w:tcPr>
           <w:p>
             <w:r>
-              <w:t>symmetry-folded distance-from-planar</w:t>
+              <w:t>Two independent signals — chromophore-to-barrel B-factor ratio (ρ = –0.49) and ground-state planarity (ρ = –0.42); barrel size not predictive</w:t>
             </w:r>
           </w:p>
         </w:tc>
@@ -348,7 +406,7 @@
           </w:tcPr>
           <w:p>
             <w:r>
-              <w:t>0.18</w:t>
+              <w:t>0.18 (explained)</w:t>
             </w:r>
           </w:p>
         </w:tc>
@@ -380,7 +438,7 @@
           </w:tcPr>
           <w:p>
             <w:r>
-              <w:t>unchanged (ρ = –0.329)</w:t>
+              <w:t>unchanged</w:t>
             </w:r>
           </w:p>
         </w:tc>
@@ -388,13 +446,12 @@
     </w:tbl>
     <w:p/>
     <w:p>
+      <w:pPr>
+        <w:spacing w:after="160"/>
+        <w:jc w:val="both"/>
+      </w:pPr>
       <w:r>
-        <w:rPr>
-          <w:b/>
-          <w:color w:val="1F3B57"/>
-          <w:sz w:val="28"/>
-        </w:rPr>
-        <w:t>5. What is unchanged</w:t>
+        <w:t>We believe these revisions substantially strengthen the manuscript while keeping the beta-barrel geometry the focus of the study. We would be glad to provide any further clarification the reviewers or editor may require.</w:t>
       </w:r>
     </w:p>
     <w:p>
@@ -403,17 +460,7 @@
         <w:jc w:val="both"/>
       </w:pPr>
       <w:r>
-        <w:t>The re-curation touches only QY-dependent results. The manuscript’s other principal findings are identical to the submitted version, including the relationship between barrel shape and emission wavelength (e.g., B-factor ratio vs emission, ρ = +0.42), the entire AlphaFold-versus-crystal paired comparison, and all barrel-geometry analyses. The core thesis — that the β-barrel is not a passive scaffold but constrains chromophore geometry and thereby shapes photophysical output — is preserved and, we would argue, reinforced.</w:t>
-      </w:r>
-    </w:p>
-    <w:p>
-      <w:r>
-        <w:rPr>
-          <w:b/>
-          <w:color w:val="1F3B57"/>
-          <w:sz w:val="28"/>
-        </w:rPr>
-        <w:t>6. Consistency and verification</w:t>
+        <w:t>Sincerely,</w:t>
       </w:r>
     </w:p>
     <w:p>
@@ -422,26 +469,7 @@
         <w:jc w:val="both"/>
       </w:pPr>
       <w:r>
-        <w:t>All barrel-geometry statistics use the 780-structure canonical cohort throughout; the quantum-yield correlations are additionally reported per unique protein (new Table S6), on the same footing as the companion study. Tables S1, S2, S4, and S6, every figure, the multivariate model, and the Benjamini–Hochberg multiple-testing correction (45 of 63 tests surviving) were regenerated consistently from the curated data. We confirmed that every in-text statistic matches its corresponding table and figure, with no residual values from the earlier curation.</w:t>
-      </w:r>
-    </w:p>
-    <w:p>
-      <w:r>
-        <w:rPr>
-          <w:b/>
-          <w:color w:val="1F3B57"/>
-          <w:sz w:val="28"/>
-        </w:rPr>
-        <w:t>Closing</w:t>
-      </w:r>
-    </w:p>
-    <w:p>
-      <w:pPr>
-        <w:spacing w:after="160"/>
-        <w:jc w:val="both"/>
-      </w:pPr>
-      <w:r>
-        <w:t>We undertook this re-curation in the interest of presenting the most rigorous possible version of the work, and we would be glad to provide a revised manuscript together with a tracked-changes file at the editor’s convenience. We are confident these refinements will be welcomed by the reviewers.</w:t>
+        <w:t>Marc Zimmer, on behalf of the authors</w:t>
       </w:r>
     </w:p>
     <w:sectPr>
